--- a/doc/ProtocoloAplicacion.docx
+++ b/doc/ProtocoloAplicacion.docx
@@ -1,6 +1,6 @@
 
 <file path=word/document.xml><?xml version="1.0" encoding="utf-8"?>
-<w:document xmlns:wpc="http://schemas.microsoft.com/office/word/2010/wordprocessingCanvas" xmlns:cx="http://schemas.microsoft.com/office/drawing/2014/chartex" xmlns:cx1="http://schemas.microsoft.com/office/drawing/2015/9/8/chartex" xmlns:cx2="http://schemas.microsoft.com/office/drawing/2015/10/21/chartex" xmlns:cx3="http://schemas.microsoft.com/office/drawing/2016/5/9/chartex" xmlns:cx4="http://schemas.microsoft.com/office/drawing/2016/5/10/chartex" xmlns:cx5="http://schemas.microsoft.com/office/drawing/2016/5/11/chartex" xmlns:cx6="http://schemas.microsoft.com/office/drawing/2016/5/12/chartex" xmlns:cx7="http://schemas.microsoft.com/office/drawing/2016/5/13/chartex" xmlns:cx8="http://schemas.microsoft.com/office/drawing/2016/5/14/chartex" xmlns:mc="http://schemas.openxmlformats.org/markup-compatibility/2006" xmlns:aink="http://schemas.microsoft.com/office/drawing/2016/ink" xmlns:am3d="http://schemas.microsoft.com/office/drawing/2017/model3d" xmlns:o="urn:schemas-microsoft-com:office:office" xmlns:oel="http://schemas.microsoft.com/office/2019/extlst" xmlns:r="http://schemas.openxmlformats.org/officeDocument/2006/relationships" xmlns:m="http://schemas.openxmlformats.org/officeDocument/2006/math" xmlns:v="urn:schemas-microsoft-com:vml" xmlns:wp14="http://schemas.microsoft.com/office/word/2010/wordprocessingDrawing" xmlns:wp="http://schemas.openxmlformats.org/drawingml/2006/wordprocessingDrawing" xmlns:w10="urn:schemas-microsoft-com:office:word" xmlns:w="http://schemas.openxmlformats.org/wordprocessingml/2006/main" xmlns:w14="http://schemas.microsoft.com/office/word/2010/wordml" xmlns:w15="http://schemas.microsoft.com/office/word/2012/wordml" xmlns:w16cex="http://schemas.microsoft.com/office/word/2018/wordml/cex" xmlns:w16cid="http://schemas.microsoft.com/office/word/2016/wordml/cid" xmlns:w16="http://schemas.microsoft.com/office/word/2018/wordml" xmlns:w16sdtdh="http://schemas.microsoft.com/office/word/2020/wordml/sdtdatahash" xmlns:w16se="http://schemas.microsoft.com/office/word/2015/wordml/symex" xmlns:wpg="http://schemas.microsoft.com/office/word/2010/wordprocessingGroup" xmlns:wpi="http://schemas.microsoft.com/office/word/2010/wordprocessingInk" xmlns:wne="http://schemas.microsoft.com/office/word/2006/wordml" xmlns:wps="http://schemas.microsoft.com/office/word/2010/wordprocessingShape" mc:Ignorable="w14 w15 w16se w16cid w16 w16cex w16sdtdh wp14">
+<w:document xmlns:wpc="http://schemas.microsoft.com/office/word/2010/wordprocessingCanvas" xmlns:cx="http://schemas.microsoft.com/office/drawing/2014/chartex" xmlns:cx1="http://schemas.microsoft.com/office/drawing/2015/9/8/chartex" xmlns:cx2="http://schemas.microsoft.com/office/drawing/2015/10/21/chartex" xmlns:cx3="http://schemas.microsoft.com/office/drawing/2016/5/9/chartex" xmlns:cx4="http://schemas.microsoft.com/office/drawing/2016/5/10/chartex" xmlns:cx5="http://schemas.microsoft.com/office/drawing/2016/5/11/chartex" xmlns:cx6="http://schemas.microsoft.com/office/drawing/2016/5/12/chartex" xmlns:cx7="http://schemas.microsoft.com/office/drawing/2016/5/13/chartex" xmlns:cx8="http://schemas.microsoft.com/office/drawing/2016/5/14/chartex" xmlns:mc="http://schemas.openxmlformats.org/markup-compatibility/2006" xmlns:aink="http://schemas.microsoft.com/office/drawing/2016/ink" xmlns:am3d="http://schemas.microsoft.com/office/drawing/2017/model3d" xmlns:o="urn:schemas-microsoft-com:office:office" xmlns:r="http://schemas.openxmlformats.org/officeDocument/2006/relationships" xmlns:m="http://schemas.openxmlformats.org/officeDocument/2006/math" xmlns:v="urn:schemas-microsoft-com:vml" xmlns:wp14="http://schemas.microsoft.com/office/word/2010/wordprocessingDrawing" xmlns:wp="http://schemas.openxmlformats.org/drawingml/2006/wordprocessingDrawing" xmlns:w10="urn:schemas-microsoft-com:office:word" xmlns:w="http://schemas.openxmlformats.org/wordprocessingml/2006/main" xmlns:w14="http://schemas.microsoft.com/office/word/2010/wordml" xmlns:w15="http://schemas.microsoft.com/office/word/2012/wordml" xmlns:w16cex="http://schemas.microsoft.com/office/word/2018/wordml/cex" xmlns:w16cid="http://schemas.microsoft.com/office/word/2016/wordml/cid" xmlns:w16="http://schemas.microsoft.com/office/word/2018/wordml" xmlns:w16sdtdh="http://schemas.microsoft.com/office/word/2020/wordml/sdtdatahash" xmlns:w16se="http://schemas.microsoft.com/office/word/2015/wordml/symex" xmlns:wpg="http://schemas.microsoft.com/office/word/2010/wordprocessingGroup" xmlns:wpi="http://schemas.microsoft.com/office/word/2010/wordprocessingInk" xmlns:wne="http://schemas.microsoft.com/office/word/2006/wordml" xmlns:wps="http://schemas.microsoft.com/office/word/2010/wordprocessingShape" mc:Ignorable="w14 w15 w16se w16cid w16 w16cex w16sdtdh wp14">
   <w:body>
     <w:p>
       <w:pPr>
@@ -213,22 +213,23 @@
       <w:pPr>
         <w:rPr>
           <w:rFonts w:ascii="Garamond" w:hAnsi="Garamond"/>
+          <w:b/>
+          <w:bCs/>
           <w:sz w:val="22"/>
           <w:szCs w:val="22"/>
-          <w:u w:val="single"/>
-          <w:lang w:val="es-MX"/>
-        </w:rPr>
-      </w:pPr>
-      <w:r>
-        <w:rPr>
-          <w:rFonts w:ascii="Garamond" w:hAnsi="Garamond"/>
+          <w:lang w:val="es-MX"/>
+        </w:rPr>
+      </w:pPr>
+      <w:r>
+        <w:rPr>
+          <w:rFonts w:ascii="Garamond" w:hAnsi="Garamond"/>
+          <w:b/>
+          <w:bCs/>
           <w:sz w:val="22"/>
           <w:szCs w:val="22"/>
-          <w:highlight w:val="lightGray"/>
-          <w:u w:val="single"/>
-          <w:lang w:val="es-MX"/>
-        </w:rPr>
-        <w:t>(COLOCAR NOMBRE DEL SUBDIRECTOR ACADÉMICO)</w:t>
+          <w:lang w:val="es-MX"/>
+        </w:rPr>
+        <w:t>DR. JAVIER SALAS GARCIA</w:t>
       </w:r>
     </w:p>
     <w:p>
@@ -4388,7 +4389,7 @@
 </file>
 
 <file path=word/endnotes.xml><?xml version="1.0" encoding="utf-8"?>
-<w:endnotes xmlns:wpc="http://schemas.microsoft.com/office/word/2010/wordprocessingCanvas" xmlns:cx="http://schemas.microsoft.com/office/drawing/2014/chartex" xmlns:cx1="http://schemas.microsoft.com/office/drawing/2015/9/8/chartex" xmlns:cx2="http://schemas.microsoft.com/office/drawing/2015/10/21/chartex" xmlns:cx3="http://schemas.microsoft.com/office/drawing/2016/5/9/chartex" xmlns:cx4="http://schemas.microsoft.com/office/drawing/2016/5/10/chartex" xmlns:cx5="http://schemas.microsoft.com/office/drawing/2016/5/11/chartex" xmlns:cx6="http://schemas.microsoft.com/office/drawing/2016/5/12/chartex" xmlns:cx7="http://schemas.microsoft.com/office/drawing/2016/5/13/chartex" xmlns:cx8="http://schemas.microsoft.com/office/drawing/2016/5/14/chartex" xmlns:mc="http://schemas.openxmlformats.org/markup-compatibility/2006" xmlns:aink="http://schemas.microsoft.com/office/drawing/2016/ink" xmlns:am3d="http://schemas.microsoft.com/office/drawing/2017/model3d" xmlns:o="urn:schemas-microsoft-com:office:office" xmlns:oel="http://schemas.microsoft.com/office/2019/extlst" xmlns:r="http://schemas.openxmlformats.org/officeDocument/2006/relationships" xmlns:m="http://schemas.openxmlformats.org/officeDocument/2006/math" xmlns:v="urn:schemas-microsoft-com:vml" xmlns:wp14="http://schemas.microsoft.com/office/word/2010/wordprocessingDrawing" xmlns:wp="http://schemas.openxmlformats.org/drawingml/2006/wordprocessingDrawing" xmlns:w10="urn:schemas-microsoft-com:office:word" xmlns:w="http://schemas.openxmlformats.org/wordprocessingml/2006/main" xmlns:w14="http://schemas.microsoft.com/office/word/2010/wordml" xmlns:w15="http://schemas.microsoft.com/office/word/2012/wordml" xmlns:w16cex="http://schemas.microsoft.com/office/word/2018/wordml/cex" xmlns:w16cid="http://schemas.microsoft.com/office/word/2016/wordml/cid" xmlns:w16="http://schemas.microsoft.com/office/word/2018/wordml" xmlns:w16sdtdh="http://schemas.microsoft.com/office/word/2020/wordml/sdtdatahash" xmlns:w16se="http://schemas.microsoft.com/office/word/2015/wordml/symex" xmlns:wpg="http://schemas.microsoft.com/office/word/2010/wordprocessingGroup" xmlns:wpi="http://schemas.microsoft.com/office/word/2010/wordprocessingInk" xmlns:wne="http://schemas.microsoft.com/office/word/2006/wordml" xmlns:wps="http://schemas.microsoft.com/office/word/2010/wordprocessingShape" mc:Ignorable="w14 w15 w16se w16cid w16 w16cex w16sdtdh wp14">
+<w:endnotes xmlns:wpc="http://schemas.microsoft.com/office/word/2010/wordprocessingCanvas" xmlns:cx="http://schemas.microsoft.com/office/drawing/2014/chartex" xmlns:cx1="http://schemas.microsoft.com/office/drawing/2015/9/8/chartex" xmlns:cx2="http://schemas.microsoft.com/office/drawing/2015/10/21/chartex" xmlns:cx3="http://schemas.microsoft.com/office/drawing/2016/5/9/chartex" xmlns:cx4="http://schemas.microsoft.com/office/drawing/2016/5/10/chartex" xmlns:cx5="http://schemas.microsoft.com/office/drawing/2016/5/11/chartex" xmlns:cx6="http://schemas.microsoft.com/office/drawing/2016/5/12/chartex" xmlns:cx7="http://schemas.microsoft.com/office/drawing/2016/5/13/chartex" xmlns:cx8="http://schemas.microsoft.com/office/drawing/2016/5/14/chartex" xmlns:mc="http://schemas.openxmlformats.org/markup-compatibility/2006" xmlns:aink="http://schemas.microsoft.com/office/drawing/2016/ink" xmlns:am3d="http://schemas.microsoft.com/office/drawing/2017/model3d" xmlns:o="urn:schemas-microsoft-com:office:office" xmlns:r="http://schemas.openxmlformats.org/officeDocument/2006/relationships" xmlns:m="http://schemas.openxmlformats.org/officeDocument/2006/math" xmlns:v="urn:schemas-microsoft-com:vml" xmlns:wp14="http://schemas.microsoft.com/office/word/2010/wordprocessingDrawing" xmlns:wp="http://schemas.openxmlformats.org/drawingml/2006/wordprocessingDrawing" xmlns:w10="urn:schemas-microsoft-com:office:word" xmlns:w="http://schemas.openxmlformats.org/wordprocessingml/2006/main" xmlns:w14="http://schemas.microsoft.com/office/word/2010/wordml" xmlns:w15="http://schemas.microsoft.com/office/word/2012/wordml" xmlns:w16cex="http://schemas.microsoft.com/office/word/2018/wordml/cex" xmlns:w16cid="http://schemas.microsoft.com/office/word/2016/wordml/cid" xmlns:w16="http://schemas.microsoft.com/office/word/2018/wordml" xmlns:w16sdtdh="http://schemas.microsoft.com/office/word/2020/wordml/sdtdatahash" xmlns:w16se="http://schemas.microsoft.com/office/word/2015/wordml/symex" xmlns:wpg="http://schemas.microsoft.com/office/word/2010/wordprocessingGroup" xmlns:wpi="http://schemas.microsoft.com/office/word/2010/wordprocessingInk" xmlns:wne="http://schemas.microsoft.com/office/word/2006/wordml" xmlns:wps="http://schemas.microsoft.com/office/word/2010/wordprocessingShape" mc:Ignorable="w14 w15 w16se w16cid w16 w16cex w16sdtdh wp14">
   <w:endnote w:type="separator" w:id="-1">
     <w:p>
       <w:r>
@@ -4407,7 +4408,7 @@
 </file>
 
 <file path=word/footer1.xml><?xml version="1.0" encoding="utf-8"?>
-<w:ftr xmlns:wpc="http://schemas.microsoft.com/office/word/2010/wordprocessingCanvas" xmlns:cx="http://schemas.microsoft.com/office/drawing/2014/chartex" xmlns:cx1="http://schemas.microsoft.com/office/drawing/2015/9/8/chartex" xmlns:cx2="http://schemas.microsoft.com/office/drawing/2015/10/21/chartex" xmlns:cx3="http://schemas.microsoft.com/office/drawing/2016/5/9/chartex" xmlns:cx4="http://schemas.microsoft.com/office/drawing/2016/5/10/chartex" xmlns:cx5="http://schemas.microsoft.com/office/drawing/2016/5/11/chartex" xmlns:cx6="http://schemas.microsoft.com/office/drawing/2016/5/12/chartex" xmlns:cx7="http://schemas.microsoft.com/office/drawing/2016/5/13/chartex" xmlns:cx8="http://schemas.microsoft.com/office/drawing/2016/5/14/chartex" xmlns:mc="http://schemas.openxmlformats.org/markup-compatibility/2006" xmlns:aink="http://schemas.microsoft.com/office/drawing/2016/ink" xmlns:am3d="http://schemas.microsoft.com/office/drawing/2017/model3d" xmlns:o="urn:schemas-microsoft-com:office:office" xmlns:oel="http://schemas.microsoft.com/office/2019/extlst" xmlns:r="http://schemas.openxmlformats.org/officeDocument/2006/relationships" xmlns:m="http://schemas.openxmlformats.org/officeDocument/2006/math" xmlns:v="urn:schemas-microsoft-com:vml" xmlns:wp14="http://schemas.microsoft.com/office/word/2010/wordprocessingDrawing" xmlns:wp="http://schemas.openxmlformats.org/drawingml/2006/wordprocessingDrawing" xmlns:w10="urn:schemas-microsoft-com:office:word" xmlns:w="http://schemas.openxmlformats.org/wordprocessingml/2006/main" xmlns:w14="http://schemas.microsoft.com/office/word/2010/wordml" xmlns:w15="http://schemas.microsoft.com/office/word/2012/wordml" xmlns:w16cex="http://schemas.microsoft.com/office/word/2018/wordml/cex" xmlns:w16cid="http://schemas.microsoft.com/office/word/2016/wordml/cid" xmlns:w16="http://schemas.microsoft.com/office/word/2018/wordml" xmlns:w16sdtdh="http://schemas.microsoft.com/office/word/2020/wordml/sdtdatahash" xmlns:w16se="http://schemas.microsoft.com/office/word/2015/wordml/symex" xmlns:wpg="http://schemas.microsoft.com/office/word/2010/wordprocessingGroup" xmlns:wpi="http://schemas.microsoft.com/office/word/2010/wordprocessingInk" xmlns:wne="http://schemas.microsoft.com/office/word/2006/wordml" xmlns:wps="http://schemas.microsoft.com/office/word/2010/wordprocessingShape" mc:Ignorable="w14 w15 w16se w16cid w16 w16cex w16sdtdh wp14">
+<w:ftr xmlns:wpc="http://schemas.microsoft.com/office/word/2010/wordprocessingCanvas" xmlns:cx="http://schemas.microsoft.com/office/drawing/2014/chartex" xmlns:cx1="http://schemas.microsoft.com/office/drawing/2015/9/8/chartex" xmlns:cx2="http://schemas.microsoft.com/office/drawing/2015/10/21/chartex" xmlns:cx3="http://schemas.microsoft.com/office/drawing/2016/5/9/chartex" xmlns:cx4="http://schemas.microsoft.com/office/drawing/2016/5/10/chartex" xmlns:cx5="http://schemas.microsoft.com/office/drawing/2016/5/11/chartex" xmlns:cx6="http://schemas.microsoft.com/office/drawing/2016/5/12/chartex" xmlns:cx7="http://schemas.microsoft.com/office/drawing/2016/5/13/chartex" xmlns:cx8="http://schemas.microsoft.com/office/drawing/2016/5/14/chartex" xmlns:mc="http://schemas.openxmlformats.org/markup-compatibility/2006" xmlns:aink="http://schemas.microsoft.com/office/drawing/2016/ink" xmlns:am3d="http://schemas.microsoft.com/office/drawing/2017/model3d" xmlns:o="urn:schemas-microsoft-com:office:office" xmlns:r="http://schemas.openxmlformats.org/officeDocument/2006/relationships" xmlns:m="http://schemas.openxmlformats.org/officeDocument/2006/math" xmlns:v="urn:schemas-microsoft-com:vml" xmlns:wp14="http://schemas.microsoft.com/office/word/2010/wordprocessingDrawing" xmlns:wp="http://schemas.openxmlformats.org/drawingml/2006/wordprocessingDrawing" xmlns:w10="urn:schemas-microsoft-com:office:word" xmlns:w="http://schemas.openxmlformats.org/wordprocessingml/2006/main" xmlns:w14="http://schemas.microsoft.com/office/word/2010/wordml" xmlns:w15="http://schemas.microsoft.com/office/word/2012/wordml" xmlns:w16cex="http://schemas.microsoft.com/office/word/2018/wordml/cex" xmlns:w16cid="http://schemas.microsoft.com/office/word/2016/wordml/cid" xmlns:w16="http://schemas.microsoft.com/office/word/2018/wordml" xmlns:w16sdtdh="http://schemas.microsoft.com/office/word/2020/wordml/sdtdatahash" xmlns:w16se="http://schemas.microsoft.com/office/word/2015/wordml/symex" xmlns:wpg="http://schemas.microsoft.com/office/word/2010/wordprocessingGroup" xmlns:wpi="http://schemas.microsoft.com/office/word/2010/wordprocessingInk" xmlns:wne="http://schemas.microsoft.com/office/word/2006/wordml" xmlns:wps="http://schemas.microsoft.com/office/word/2010/wordprocessingShape" mc:Ignorable="w14 w15 w16se w16cid w16 w16cex w16sdtdh wp14">
   <w:p>
     <w:pPr>
       <w:pStyle w:val="Piedepgina"/>
@@ -4438,7 +4439,7 @@
 </file>
 
 <file path=word/footer2.xml><?xml version="1.0" encoding="utf-8"?>
-<w:ftr xmlns:wpc="http://schemas.microsoft.com/office/word/2010/wordprocessingCanvas" xmlns:cx="http://schemas.microsoft.com/office/drawing/2014/chartex" xmlns:cx1="http://schemas.microsoft.com/office/drawing/2015/9/8/chartex" xmlns:cx2="http://schemas.microsoft.com/office/drawing/2015/10/21/chartex" xmlns:cx3="http://schemas.microsoft.com/office/drawing/2016/5/9/chartex" xmlns:cx4="http://schemas.microsoft.com/office/drawing/2016/5/10/chartex" xmlns:cx5="http://schemas.microsoft.com/office/drawing/2016/5/11/chartex" xmlns:cx6="http://schemas.microsoft.com/office/drawing/2016/5/12/chartex" xmlns:cx7="http://schemas.microsoft.com/office/drawing/2016/5/13/chartex" xmlns:cx8="http://schemas.microsoft.com/office/drawing/2016/5/14/chartex" xmlns:mc="http://schemas.openxmlformats.org/markup-compatibility/2006" xmlns:aink="http://schemas.microsoft.com/office/drawing/2016/ink" xmlns:am3d="http://schemas.microsoft.com/office/drawing/2017/model3d" xmlns:o="urn:schemas-microsoft-com:office:office" xmlns:oel="http://schemas.microsoft.com/office/2019/extlst" xmlns:r="http://schemas.openxmlformats.org/officeDocument/2006/relationships" xmlns:m="http://schemas.openxmlformats.org/officeDocument/2006/math" xmlns:v="urn:schemas-microsoft-com:vml" xmlns:wp14="http://schemas.microsoft.com/office/word/2010/wordprocessingDrawing" xmlns:wp="http://schemas.openxmlformats.org/drawingml/2006/wordprocessingDrawing" xmlns:w10="urn:schemas-microsoft-com:office:word" xmlns:w="http://schemas.openxmlformats.org/wordprocessingml/2006/main" xmlns:w14="http://schemas.microsoft.com/office/word/2010/wordml" xmlns:w15="http://schemas.microsoft.com/office/word/2012/wordml" xmlns:w16cex="http://schemas.microsoft.com/office/word/2018/wordml/cex" xmlns:w16cid="http://schemas.microsoft.com/office/word/2016/wordml/cid" xmlns:w16="http://schemas.microsoft.com/office/word/2018/wordml" xmlns:w16sdtdh="http://schemas.microsoft.com/office/word/2020/wordml/sdtdatahash" xmlns:w16se="http://schemas.microsoft.com/office/word/2015/wordml/symex" xmlns:wpg="http://schemas.microsoft.com/office/word/2010/wordprocessingGroup" xmlns:wpi="http://schemas.microsoft.com/office/word/2010/wordprocessingInk" xmlns:wne="http://schemas.microsoft.com/office/word/2006/wordml" xmlns:wps="http://schemas.microsoft.com/office/word/2010/wordprocessingShape" mc:Ignorable="w14 w15 w16se w16cid w16 w16cex w16sdtdh wp14">
+<w:ftr xmlns:wpc="http://schemas.microsoft.com/office/word/2010/wordprocessingCanvas" xmlns:cx="http://schemas.microsoft.com/office/drawing/2014/chartex" xmlns:cx1="http://schemas.microsoft.com/office/drawing/2015/9/8/chartex" xmlns:cx2="http://schemas.microsoft.com/office/drawing/2015/10/21/chartex" xmlns:cx3="http://schemas.microsoft.com/office/drawing/2016/5/9/chartex" xmlns:cx4="http://schemas.microsoft.com/office/drawing/2016/5/10/chartex" xmlns:cx5="http://schemas.microsoft.com/office/drawing/2016/5/11/chartex" xmlns:cx6="http://schemas.microsoft.com/office/drawing/2016/5/12/chartex" xmlns:cx7="http://schemas.microsoft.com/office/drawing/2016/5/13/chartex" xmlns:cx8="http://schemas.microsoft.com/office/drawing/2016/5/14/chartex" xmlns:mc="http://schemas.openxmlformats.org/markup-compatibility/2006" xmlns:aink="http://schemas.microsoft.com/office/drawing/2016/ink" xmlns:am3d="http://schemas.microsoft.com/office/drawing/2017/model3d" xmlns:o="urn:schemas-microsoft-com:office:office" xmlns:r="http://schemas.openxmlformats.org/officeDocument/2006/relationships" xmlns:m="http://schemas.openxmlformats.org/officeDocument/2006/math" xmlns:v="urn:schemas-microsoft-com:vml" xmlns:wp14="http://schemas.microsoft.com/office/word/2010/wordprocessingDrawing" xmlns:wp="http://schemas.openxmlformats.org/drawingml/2006/wordprocessingDrawing" xmlns:w10="urn:schemas-microsoft-com:office:word" xmlns:w="http://schemas.openxmlformats.org/wordprocessingml/2006/main" xmlns:w14="http://schemas.microsoft.com/office/word/2010/wordml" xmlns:w15="http://schemas.microsoft.com/office/word/2012/wordml" xmlns:w16cex="http://schemas.microsoft.com/office/word/2018/wordml/cex" xmlns:w16cid="http://schemas.microsoft.com/office/word/2016/wordml/cid" xmlns:w16="http://schemas.microsoft.com/office/word/2018/wordml" xmlns:w16sdtdh="http://schemas.microsoft.com/office/word/2020/wordml/sdtdatahash" xmlns:w16se="http://schemas.microsoft.com/office/word/2015/wordml/symex" xmlns:wpg="http://schemas.microsoft.com/office/word/2010/wordprocessingGroup" xmlns:wpi="http://schemas.microsoft.com/office/word/2010/wordprocessingInk" xmlns:wne="http://schemas.microsoft.com/office/word/2006/wordml" xmlns:wps="http://schemas.microsoft.com/office/word/2010/wordprocessingShape" mc:Ignorable="w14 w15 w16se w16cid w16 w16cex w16sdtdh wp14">
   <w:p>
     <w:pPr>
       <w:pStyle w:val="Piedepgina"/>
@@ -4469,7 +4470,7 @@
 </file>
 
 <file path=word/footer3.xml><?xml version="1.0" encoding="utf-8"?>
-<w:ftr xmlns:wpc="http://schemas.microsoft.com/office/word/2010/wordprocessingCanvas" xmlns:cx="http://schemas.microsoft.com/office/drawing/2014/chartex" xmlns:cx1="http://schemas.microsoft.com/office/drawing/2015/9/8/chartex" xmlns:cx2="http://schemas.microsoft.com/office/drawing/2015/10/21/chartex" xmlns:cx3="http://schemas.microsoft.com/office/drawing/2016/5/9/chartex" xmlns:cx4="http://schemas.microsoft.com/office/drawing/2016/5/10/chartex" xmlns:cx5="http://schemas.microsoft.com/office/drawing/2016/5/11/chartex" xmlns:cx6="http://schemas.microsoft.com/office/drawing/2016/5/12/chartex" xmlns:cx7="http://schemas.microsoft.com/office/drawing/2016/5/13/chartex" xmlns:cx8="http://schemas.microsoft.com/office/drawing/2016/5/14/chartex" xmlns:mc="http://schemas.openxmlformats.org/markup-compatibility/2006" xmlns:aink="http://schemas.microsoft.com/office/drawing/2016/ink" xmlns:am3d="http://schemas.microsoft.com/office/drawing/2017/model3d" xmlns:o="urn:schemas-microsoft-com:office:office" xmlns:oel="http://schemas.microsoft.com/office/2019/extlst" xmlns:r="http://schemas.openxmlformats.org/officeDocument/2006/relationships" xmlns:m="http://schemas.openxmlformats.org/officeDocument/2006/math" xmlns:v="urn:schemas-microsoft-com:vml" xmlns:wp14="http://schemas.microsoft.com/office/word/2010/wordprocessingDrawing" xmlns:wp="http://schemas.openxmlformats.org/drawingml/2006/wordprocessingDrawing" xmlns:w10="urn:schemas-microsoft-com:office:word" xmlns:w="http://schemas.openxmlformats.org/wordprocessingml/2006/main" xmlns:w14="http://schemas.microsoft.com/office/word/2010/wordml" xmlns:w15="http://schemas.microsoft.com/office/word/2012/wordml" xmlns:w16cex="http://schemas.microsoft.com/office/word/2018/wordml/cex" xmlns:w16cid="http://schemas.microsoft.com/office/word/2016/wordml/cid" xmlns:w16="http://schemas.microsoft.com/office/word/2018/wordml" xmlns:w16sdtdh="http://schemas.microsoft.com/office/word/2020/wordml/sdtdatahash" xmlns:w16se="http://schemas.microsoft.com/office/word/2015/wordml/symex" xmlns:wpg="http://schemas.microsoft.com/office/word/2010/wordprocessingGroup" xmlns:wpi="http://schemas.microsoft.com/office/word/2010/wordprocessingInk" xmlns:wne="http://schemas.microsoft.com/office/word/2006/wordml" xmlns:wps="http://schemas.microsoft.com/office/word/2010/wordprocessingShape" mc:Ignorable="w14 w15 w16se w16cid w16 w16cex w16sdtdh wp14">
+<w:ftr xmlns:wpc="http://schemas.microsoft.com/office/word/2010/wordprocessingCanvas" xmlns:cx="http://schemas.microsoft.com/office/drawing/2014/chartex" xmlns:cx1="http://schemas.microsoft.com/office/drawing/2015/9/8/chartex" xmlns:cx2="http://schemas.microsoft.com/office/drawing/2015/10/21/chartex" xmlns:cx3="http://schemas.microsoft.com/office/drawing/2016/5/9/chartex" xmlns:cx4="http://schemas.microsoft.com/office/drawing/2016/5/10/chartex" xmlns:cx5="http://schemas.microsoft.com/office/drawing/2016/5/11/chartex" xmlns:cx6="http://schemas.microsoft.com/office/drawing/2016/5/12/chartex" xmlns:cx7="http://schemas.microsoft.com/office/drawing/2016/5/13/chartex" xmlns:cx8="http://schemas.microsoft.com/office/drawing/2016/5/14/chartex" xmlns:mc="http://schemas.openxmlformats.org/markup-compatibility/2006" xmlns:aink="http://schemas.microsoft.com/office/drawing/2016/ink" xmlns:am3d="http://schemas.microsoft.com/office/drawing/2017/model3d" xmlns:o="urn:schemas-microsoft-com:office:office" xmlns:r="http://schemas.openxmlformats.org/officeDocument/2006/relationships" xmlns:m="http://schemas.openxmlformats.org/officeDocument/2006/math" xmlns:v="urn:schemas-microsoft-com:vml" xmlns:wp14="http://schemas.microsoft.com/office/word/2010/wordprocessingDrawing" xmlns:wp="http://schemas.openxmlformats.org/drawingml/2006/wordprocessingDrawing" xmlns:w10="urn:schemas-microsoft-com:office:word" xmlns:w="http://schemas.openxmlformats.org/wordprocessingml/2006/main" xmlns:w14="http://schemas.microsoft.com/office/word/2010/wordml" xmlns:w15="http://schemas.microsoft.com/office/word/2012/wordml" xmlns:w16cex="http://schemas.microsoft.com/office/word/2018/wordml/cex" xmlns:w16cid="http://schemas.microsoft.com/office/word/2016/wordml/cid" xmlns:w16="http://schemas.microsoft.com/office/word/2018/wordml" xmlns:w16sdtdh="http://schemas.microsoft.com/office/word/2020/wordml/sdtdatahash" xmlns:w16se="http://schemas.microsoft.com/office/word/2015/wordml/symex" xmlns:wpg="http://schemas.microsoft.com/office/word/2010/wordprocessingGroup" xmlns:wpi="http://schemas.microsoft.com/office/word/2010/wordprocessingInk" xmlns:wne="http://schemas.microsoft.com/office/word/2006/wordml" xmlns:wps="http://schemas.microsoft.com/office/word/2010/wordprocessingShape" mc:Ignorable="w14 w15 w16se w16cid w16 w16cex w16sdtdh wp14">
   <w:p>
     <w:pPr>
       <w:pStyle w:val="Piedepgina"/>
@@ -4479,7 +4480,7 @@
 </file>
 
 <file path=word/footnotes.xml><?xml version="1.0" encoding="utf-8"?>
-<w:footnotes xmlns:wpc="http://schemas.microsoft.com/office/word/2010/wordprocessingCanvas" xmlns:cx="http://schemas.microsoft.com/office/drawing/2014/chartex" xmlns:cx1="http://schemas.microsoft.com/office/drawing/2015/9/8/chartex" xmlns:cx2="http://schemas.microsoft.com/office/drawing/2015/10/21/chartex" xmlns:cx3="http://schemas.microsoft.com/office/drawing/2016/5/9/chartex" xmlns:cx4="http://schemas.microsoft.com/office/drawing/2016/5/10/chartex" xmlns:cx5="http://schemas.microsoft.com/office/drawing/2016/5/11/chartex" xmlns:cx6="http://schemas.microsoft.com/office/drawing/2016/5/12/chartex" xmlns:cx7="http://schemas.microsoft.com/office/drawing/2016/5/13/chartex" xmlns:cx8="http://schemas.microsoft.com/office/drawing/2016/5/14/chartex" xmlns:mc="http://schemas.openxmlformats.org/markup-compatibility/2006" xmlns:aink="http://schemas.microsoft.com/office/drawing/2016/ink" xmlns:am3d="http://schemas.microsoft.com/office/drawing/2017/model3d" xmlns:o="urn:schemas-microsoft-com:office:office" xmlns:oel="http://schemas.microsoft.com/office/2019/extlst" xmlns:r="http://schemas.openxmlformats.org/officeDocument/2006/relationships" xmlns:m="http://schemas.openxmlformats.org/officeDocument/2006/math" xmlns:v="urn:schemas-microsoft-com:vml" xmlns:wp14="http://schemas.microsoft.com/office/word/2010/wordprocessingDrawing" xmlns:wp="http://schemas.openxmlformats.org/drawingml/2006/wordprocessingDrawing" xmlns:w10="urn:schemas-microsoft-com:office:word" xmlns:w="http://schemas.openxmlformats.org/wordprocessingml/2006/main" xmlns:w14="http://schemas.microsoft.com/office/word/2010/wordml" xmlns:w15="http://schemas.microsoft.com/office/word/2012/wordml" xmlns:w16cex="http://schemas.microsoft.com/office/word/2018/wordml/cex" xmlns:w16cid="http://schemas.microsoft.com/office/word/2016/wordml/cid" xmlns:w16="http://schemas.microsoft.com/office/word/2018/wordml" xmlns:w16sdtdh="http://schemas.microsoft.com/office/word/2020/wordml/sdtdatahash" xmlns:w16se="http://schemas.microsoft.com/office/word/2015/wordml/symex" xmlns:wpg="http://schemas.microsoft.com/office/word/2010/wordprocessingGroup" xmlns:wpi="http://schemas.microsoft.com/office/word/2010/wordprocessingInk" xmlns:wne="http://schemas.microsoft.com/office/word/2006/wordml" xmlns:wps="http://schemas.microsoft.com/office/word/2010/wordprocessingShape" mc:Ignorable="w14 w15 w16se w16cid w16 w16cex w16sdtdh wp14">
+<w:footnotes xmlns:wpc="http://schemas.microsoft.com/office/word/2010/wordprocessingCanvas" xmlns:cx="http://schemas.microsoft.com/office/drawing/2014/chartex" xmlns:cx1="http://schemas.microsoft.com/office/drawing/2015/9/8/chartex" xmlns:cx2="http://schemas.microsoft.com/office/drawing/2015/10/21/chartex" xmlns:cx3="http://schemas.microsoft.com/office/drawing/2016/5/9/chartex" xmlns:cx4="http://schemas.microsoft.com/office/drawing/2016/5/10/chartex" xmlns:cx5="http://schemas.microsoft.com/office/drawing/2016/5/11/chartex" xmlns:cx6="http://schemas.microsoft.com/office/drawing/2016/5/12/chartex" xmlns:cx7="http://schemas.microsoft.com/office/drawing/2016/5/13/chartex" xmlns:cx8="http://schemas.microsoft.com/office/drawing/2016/5/14/chartex" xmlns:mc="http://schemas.openxmlformats.org/markup-compatibility/2006" xmlns:aink="http://schemas.microsoft.com/office/drawing/2016/ink" xmlns:am3d="http://schemas.microsoft.com/office/drawing/2017/model3d" xmlns:o="urn:schemas-microsoft-com:office:office" xmlns:r="http://schemas.openxmlformats.org/officeDocument/2006/relationships" xmlns:m="http://schemas.openxmlformats.org/officeDocument/2006/math" xmlns:v="urn:schemas-microsoft-com:vml" xmlns:wp14="http://schemas.microsoft.com/office/word/2010/wordprocessingDrawing" xmlns:wp="http://schemas.openxmlformats.org/drawingml/2006/wordprocessingDrawing" xmlns:w10="urn:schemas-microsoft-com:office:word" xmlns:w="http://schemas.openxmlformats.org/wordprocessingml/2006/main" xmlns:w14="http://schemas.microsoft.com/office/word/2010/wordml" xmlns:w15="http://schemas.microsoft.com/office/word/2012/wordml" xmlns:w16cex="http://schemas.microsoft.com/office/word/2018/wordml/cex" xmlns:w16cid="http://schemas.microsoft.com/office/word/2016/wordml/cid" xmlns:w16="http://schemas.microsoft.com/office/word/2018/wordml" xmlns:w16sdtdh="http://schemas.microsoft.com/office/word/2020/wordml/sdtdatahash" xmlns:w16se="http://schemas.microsoft.com/office/word/2015/wordml/symex" xmlns:wpg="http://schemas.microsoft.com/office/word/2010/wordprocessingGroup" xmlns:wpi="http://schemas.microsoft.com/office/word/2010/wordprocessingInk" xmlns:wne="http://schemas.microsoft.com/office/word/2006/wordml" xmlns:wps="http://schemas.microsoft.com/office/word/2010/wordprocessingShape" mc:Ignorable="w14 w15 w16se w16cid w16 w16cex w16sdtdh wp14">
   <w:footnote w:type="separator" w:id="-1">
     <w:p>
       <w:r>
@@ -4498,7 +4499,7 @@
 </file>
 
 <file path=word/header1.xml><?xml version="1.0" encoding="utf-8"?>
-<w:hdr xmlns:wpc="http://schemas.microsoft.com/office/word/2010/wordprocessingCanvas" xmlns:cx="http://schemas.microsoft.com/office/drawing/2014/chartex" xmlns:cx1="http://schemas.microsoft.com/office/drawing/2015/9/8/chartex" xmlns:cx2="http://schemas.microsoft.com/office/drawing/2015/10/21/chartex" xmlns:cx3="http://schemas.microsoft.com/office/drawing/2016/5/9/chartex" xmlns:cx4="http://schemas.microsoft.com/office/drawing/2016/5/10/chartex" xmlns:cx5="http://schemas.microsoft.com/office/drawing/2016/5/11/chartex" xmlns:cx6="http://schemas.microsoft.com/office/drawing/2016/5/12/chartex" xmlns:cx7="http://schemas.microsoft.com/office/drawing/2016/5/13/chartex" xmlns:cx8="http://schemas.microsoft.com/office/drawing/2016/5/14/chartex" xmlns:mc="http://schemas.openxmlformats.org/markup-compatibility/2006" xmlns:aink="http://schemas.microsoft.com/office/drawing/2016/ink" xmlns:am3d="http://schemas.microsoft.com/office/drawing/2017/model3d" xmlns:o="urn:schemas-microsoft-com:office:office" xmlns:oel="http://schemas.microsoft.com/office/2019/extlst" xmlns:r="http://schemas.openxmlformats.org/officeDocument/2006/relationships" xmlns:m="http://schemas.openxmlformats.org/officeDocument/2006/math" xmlns:v="urn:schemas-microsoft-com:vml" xmlns:wp14="http://schemas.microsoft.com/office/word/2010/wordprocessingDrawing" xmlns:wp="http://schemas.openxmlformats.org/drawingml/2006/wordprocessingDrawing" xmlns:w10="urn:schemas-microsoft-com:office:word" xmlns:w="http://schemas.openxmlformats.org/wordprocessingml/2006/main" xmlns:w14="http://schemas.microsoft.com/office/word/2010/wordml" xmlns:w15="http://schemas.microsoft.com/office/word/2012/wordml" xmlns:w16cex="http://schemas.microsoft.com/office/word/2018/wordml/cex" xmlns:w16cid="http://schemas.microsoft.com/office/word/2016/wordml/cid" xmlns:w16="http://schemas.microsoft.com/office/word/2018/wordml" xmlns:w16sdtdh="http://schemas.microsoft.com/office/word/2020/wordml/sdtdatahash" xmlns:w16se="http://schemas.microsoft.com/office/word/2015/wordml/symex" xmlns:wpg="http://schemas.microsoft.com/office/word/2010/wordprocessingGroup" xmlns:wpi="http://schemas.microsoft.com/office/word/2010/wordprocessingInk" xmlns:wne="http://schemas.microsoft.com/office/word/2006/wordml" xmlns:wps="http://schemas.microsoft.com/office/word/2010/wordprocessingShape" mc:Ignorable="w14 w15 w16se w16cid w16 w16cex w16sdtdh wp14">
+<w:hdr xmlns:wpc="http://schemas.microsoft.com/office/word/2010/wordprocessingCanvas" xmlns:cx="http://schemas.microsoft.com/office/drawing/2014/chartex" xmlns:cx1="http://schemas.microsoft.com/office/drawing/2015/9/8/chartex" xmlns:cx2="http://schemas.microsoft.com/office/drawing/2015/10/21/chartex" xmlns:cx3="http://schemas.microsoft.com/office/drawing/2016/5/9/chartex" xmlns:cx4="http://schemas.microsoft.com/office/drawing/2016/5/10/chartex" xmlns:cx5="http://schemas.microsoft.com/office/drawing/2016/5/11/chartex" xmlns:cx6="http://schemas.microsoft.com/office/drawing/2016/5/12/chartex" xmlns:cx7="http://schemas.microsoft.com/office/drawing/2016/5/13/chartex" xmlns:cx8="http://schemas.microsoft.com/office/drawing/2016/5/14/chartex" xmlns:mc="http://schemas.openxmlformats.org/markup-compatibility/2006" xmlns:aink="http://schemas.microsoft.com/office/drawing/2016/ink" xmlns:am3d="http://schemas.microsoft.com/office/drawing/2017/model3d" xmlns:o="urn:schemas-microsoft-com:office:office" xmlns:r="http://schemas.openxmlformats.org/officeDocument/2006/relationships" xmlns:m="http://schemas.openxmlformats.org/officeDocument/2006/math" xmlns:v="urn:schemas-microsoft-com:vml" xmlns:wp14="http://schemas.microsoft.com/office/word/2010/wordprocessingDrawing" xmlns:wp="http://schemas.openxmlformats.org/drawingml/2006/wordprocessingDrawing" xmlns:w10="urn:schemas-microsoft-com:office:word" xmlns:w="http://schemas.openxmlformats.org/wordprocessingml/2006/main" xmlns:w14="http://schemas.microsoft.com/office/word/2010/wordml" xmlns:w15="http://schemas.microsoft.com/office/word/2012/wordml" xmlns:w16cex="http://schemas.microsoft.com/office/word/2018/wordml/cex" xmlns:w16cid="http://schemas.microsoft.com/office/word/2016/wordml/cid" xmlns:w16="http://schemas.microsoft.com/office/word/2018/wordml" xmlns:w16sdtdh="http://schemas.microsoft.com/office/word/2020/wordml/sdtdatahash" xmlns:w16se="http://schemas.microsoft.com/office/word/2015/wordml/symex" xmlns:wpg="http://schemas.microsoft.com/office/word/2010/wordprocessingGroup" xmlns:wpi="http://schemas.microsoft.com/office/word/2010/wordprocessingInk" xmlns:wne="http://schemas.microsoft.com/office/word/2006/wordml" xmlns:wps="http://schemas.microsoft.com/office/word/2010/wordprocessingShape" mc:Ignorable="w14 w15 w16se w16cid w16 w16cex w16sdtdh wp14">
   <w:p>
     <w:pPr>
       <w:pStyle w:val="Encabezado"/>
@@ -4574,6 +4575,7 @@
                             <w:dataBinding w:xpath="//Organization" w:storeItemID="{31332E6C-8EB7-4DA9-9D12-558EBCE26A70}"/>
                             <w:text/>
                           </w:sdtPr>
+                          <w:sdtEndPr/>
                           <w:sdtContent>
                             <w:p>
                               <w:pPr>
@@ -4719,6 +4721,7 @@
                             <w:dataBinding w:xpath="//Phone" w:storeItemID="{31332E6C-8EB7-4DA9-9D12-558EBCE26A70}"/>
                             <w:text/>
                           </w:sdtPr>
+                          <w:sdtEndPr/>
                           <w:sdtContent>
                             <w:p>
                               <w:pPr>
@@ -4842,7 +4845,7 @@
             </wp:anchor>
           </w:drawing>
         </mc:Choice>
-        <mc:Fallback>
+        <mc:Fallback xmlns:oel="http://schemas.microsoft.com/office/2019/extlst">
           <w:pict>
             <v:shapetype w14:anchorId="1FAC6B13" id="_x0000_t202" coordsize="21600,21600" o:spt="202" path="m,l,21600r21600,l21600,xe">
               <v:stroke joinstyle="miter"/>
@@ -5087,7 +5090,7 @@
                                   <pic:cNvPicPr/>
                                 </pic:nvPicPr>
                                 <pic:blipFill>
-                                  <a:blip r:embed="rId1">
+                                  <a:blip r:embed="rId2">
                                     <a:extLst>
                                       <a:ext uri="{28A0092B-C50C-407E-A947-70E740481C1C}">
                                         <a14:useLocalDpi xmlns:a14="http://schemas.microsoft.com/office/drawing/2010/main" val="0"/>
@@ -5127,7 +5130,7 @@
 </file>
 
 <file path=word/header2.xml><?xml version="1.0" encoding="utf-8"?>
-<w:hdr xmlns:wpc="http://schemas.microsoft.com/office/word/2010/wordprocessingCanvas" xmlns:cx="http://schemas.microsoft.com/office/drawing/2014/chartex" xmlns:cx1="http://schemas.microsoft.com/office/drawing/2015/9/8/chartex" xmlns:cx2="http://schemas.microsoft.com/office/drawing/2015/10/21/chartex" xmlns:cx3="http://schemas.microsoft.com/office/drawing/2016/5/9/chartex" xmlns:cx4="http://schemas.microsoft.com/office/drawing/2016/5/10/chartex" xmlns:cx5="http://schemas.microsoft.com/office/drawing/2016/5/11/chartex" xmlns:cx6="http://schemas.microsoft.com/office/drawing/2016/5/12/chartex" xmlns:cx7="http://schemas.microsoft.com/office/drawing/2016/5/13/chartex" xmlns:cx8="http://schemas.microsoft.com/office/drawing/2016/5/14/chartex" xmlns:mc="http://schemas.openxmlformats.org/markup-compatibility/2006" xmlns:aink="http://schemas.microsoft.com/office/drawing/2016/ink" xmlns:am3d="http://schemas.microsoft.com/office/drawing/2017/model3d" xmlns:o="urn:schemas-microsoft-com:office:office" xmlns:oel="http://schemas.microsoft.com/office/2019/extlst" xmlns:r="http://schemas.openxmlformats.org/officeDocument/2006/relationships" xmlns:m="http://schemas.openxmlformats.org/officeDocument/2006/math" xmlns:v="urn:schemas-microsoft-com:vml" xmlns:wp14="http://schemas.microsoft.com/office/word/2010/wordprocessingDrawing" xmlns:wp="http://schemas.openxmlformats.org/drawingml/2006/wordprocessingDrawing" xmlns:w10="urn:schemas-microsoft-com:office:word" xmlns:w="http://schemas.openxmlformats.org/wordprocessingml/2006/main" xmlns:w14="http://schemas.microsoft.com/office/word/2010/wordml" xmlns:w15="http://schemas.microsoft.com/office/word/2012/wordml" xmlns:w16cex="http://schemas.microsoft.com/office/word/2018/wordml/cex" xmlns:w16cid="http://schemas.microsoft.com/office/word/2016/wordml/cid" xmlns:w16="http://schemas.microsoft.com/office/word/2018/wordml" xmlns:w16sdtdh="http://schemas.microsoft.com/office/word/2020/wordml/sdtdatahash" xmlns:w16se="http://schemas.microsoft.com/office/word/2015/wordml/symex" xmlns:wpg="http://schemas.microsoft.com/office/word/2010/wordprocessingGroup" xmlns:wpi="http://schemas.microsoft.com/office/word/2010/wordprocessingInk" xmlns:wne="http://schemas.microsoft.com/office/word/2006/wordml" xmlns:wps="http://schemas.microsoft.com/office/word/2010/wordprocessingShape" mc:Ignorable="w14 w15 w16se w16cid w16 w16cex w16sdtdh wp14">
+<w:hdr xmlns:wpc="http://schemas.microsoft.com/office/word/2010/wordprocessingCanvas" xmlns:cx="http://schemas.microsoft.com/office/drawing/2014/chartex" xmlns:cx1="http://schemas.microsoft.com/office/drawing/2015/9/8/chartex" xmlns:cx2="http://schemas.microsoft.com/office/drawing/2015/10/21/chartex" xmlns:cx3="http://schemas.microsoft.com/office/drawing/2016/5/9/chartex" xmlns:cx4="http://schemas.microsoft.com/office/drawing/2016/5/10/chartex" xmlns:cx5="http://schemas.microsoft.com/office/drawing/2016/5/11/chartex" xmlns:cx6="http://schemas.microsoft.com/office/drawing/2016/5/12/chartex" xmlns:cx7="http://schemas.microsoft.com/office/drawing/2016/5/13/chartex" xmlns:cx8="http://schemas.microsoft.com/office/drawing/2016/5/14/chartex" xmlns:mc="http://schemas.openxmlformats.org/markup-compatibility/2006" xmlns:aink="http://schemas.microsoft.com/office/drawing/2016/ink" xmlns:am3d="http://schemas.microsoft.com/office/drawing/2017/model3d" xmlns:o="urn:schemas-microsoft-com:office:office" xmlns:r="http://schemas.openxmlformats.org/officeDocument/2006/relationships" xmlns:m="http://schemas.openxmlformats.org/officeDocument/2006/math" xmlns:v="urn:schemas-microsoft-com:vml" xmlns:wp14="http://schemas.microsoft.com/office/word/2010/wordprocessingDrawing" xmlns:wp="http://schemas.openxmlformats.org/drawingml/2006/wordprocessingDrawing" xmlns:w10="urn:schemas-microsoft-com:office:word" xmlns:w="http://schemas.openxmlformats.org/wordprocessingml/2006/main" xmlns:w14="http://schemas.microsoft.com/office/word/2010/wordml" xmlns:w15="http://schemas.microsoft.com/office/word/2012/wordml" xmlns:w16cex="http://schemas.microsoft.com/office/word/2018/wordml/cex" xmlns:w16cid="http://schemas.microsoft.com/office/word/2016/wordml/cid" xmlns:w16="http://schemas.microsoft.com/office/word/2018/wordml" xmlns:w16sdtdh="http://schemas.microsoft.com/office/word/2020/wordml/sdtdatahash" xmlns:w16se="http://schemas.microsoft.com/office/word/2015/wordml/symex" xmlns:wpg="http://schemas.microsoft.com/office/word/2010/wordprocessingGroup" xmlns:wpi="http://schemas.microsoft.com/office/word/2010/wordprocessingInk" xmlns:wne="http://schemas.microsoft.com/office/word/2006/wordml" xmlns:wps="http://schemas.microsoft.com/office/word/2010/wordprocessingShape" mc:Ignorable="w14 w15 w16se w16cid w16 w16cex w16sdtdh wp14">
   <w:p>
     <w:pPr>
       <w:pStyle w:val="Encabezado"/>
@@ -5137,7 +5140,7 @@
 </file>
 
 <file path=word/numbering.xml><?xml version="1.0" encoding="utf-8"?>
-<w:numbering xmlns:wpc="http://schemas.microsoft.com/office/word/2010/wordprocessingCanvas" xmlns:cx="http://schemas.microsoft.com/office/drawing/2014/chartex" xmlns:cx1="http://schemas.microsoft.com/office/drawing/2015/9/8/chartex" xmlns:cx2="http://schemas.microsoft.com/office/drawing/2015/10/21/chartex" xmlns:cx3="http://schemas.microsoft.com/office/drawing/2016/5/9/chartex" xmlns:cx4="http://schemas.microsoft.com/office/drawing/2016/5/10/chartex" xmlns:cx5="http://schemas.microsoft.com/office/drawing/2016/5/11/chartex" xmlns:cx6="http://schemas.microsoft.com/office/drawing/2016/5/12/chartex" xmlns:cx7="http://schemas.microsoft.com/office/drawing/2016/5/13/chartex" xmlns:cx8="http://schemas.microsoft.com/office/drawing/2016/5/14/chartex" xmlns:mc="http://schemas.openxmlformats.org/markup-compatibility/2006" xmlns:aink="http://schemas.microsoft.com/office/drawing/2016/ink" xmlns:am3d="http://schemas.microsoft.com/office/drawing/2017/model3d" xmlns:o="urn:schemas-microsoft-com:office:office" xmlns:oel="http://schemas.microsoft.com/office/2019/extlst" xmlns:r="http://schemas.openxmlformats.org/officeDocument/2006/relationships" xmlns:m="http://schemas.openxmlformats.org/officeDocument/2006/math" xmlns:v="urn:schemas-microsoft-com:vml" xmlns:wp14="http://schemas.microsoft.com/office/word/2010/wordprocessingDrawing" xmlns:wp="http://schemas.openxmlformats.org/drawingml/2006/wordprocessingDrawing" xmlns:w10="urn:schemas-microsoft-com:office:word" xmlns:w="http://schemas.openxmlformats.org/wordprocessingml/2006/main" xmlns:w14="http://schemas.microsoft.com/office/word/2010/wordml" xmlns:w15="http://schemas.microsoft.com/office/word/2012/wordml" xmlns:w16cex="http://schemas.microsoft.com/office/word/2018/wordml/cex" xmlns:w16cid="http://schemas.microsoft.com/office/word/2016/wordml/cid" xmlns:w16="http://schemas.microsoft.com/office/word/2018/wordml" xmlns:w16sdtdh="http://schemas.microsoft.com/office/word/2020/wordml/sdtdatahash" xmlns:w16se="http://schemas.microsoft.com/office/word/2015/wordml/symex" xmlns:wpg="http://schemas.microsoft.com/office/word/2010/wordprocessingGroup" xmlns:wpi="http://schemas.microsoft.com/office/word/2010/wordprocessingInk" xmlns:wne="http://schemas.microsoft.com/office/word/2006/wordml" xmlns:wps="http://schemas.microsoft.com/office/word/2010/wordprocessingShape" mc:Ignorable="w14 w15 w16se w16cid w16 w16cex w16sdtdh wp14">
+<w:numbering xmlns:wpc="http://schemas.microsoft.com/office/word/2010/wordprocessingCanvas" xmlns:cx="http://schemas.microsoft.com/office/drawing/2014/chartex" xmlns:cx1="http://schemas.microsoft.com/office/drawing/2015/9/8/chartex" xmlns:cx2="http://schemas.microsoft.com/office/drawing/2015/10/21/chartex" xmlns:cx3="http://schemas.microsoft.com/office/drawing/2016/5/9/chartex" xmlns:cx4="http://schemas.microsoft.com/office/drawing/2016/5/10/chartex" xmlns:cx5="http://schemas.microsoft.com/office/drawing/2016/5/11/chartex" xmlns:cx6="http://schemas.microsoft.com/office/drawing/2016/5/12/chartex" xmlns:cx7="http://schemas.microsoft.com/office/drawing/2016/5/13/chartex" xmlns:cx8="http://schemas.microsoft.com/office/drawing/2016/5/14/chartex" xmlns:mc="http://schemas.openxmlformats.org/markup-compatibility/2006" xmlns:aink="http://schemas.microsoft.com/office/drawing/2016/ink" xmlns:am3d="http://schemas.microsoft.com/office/drawing/2017/model3d" xmlns:o="urn:schemas-microsoft-com:office:office" xmlns:r="http://schemas.openxmlformats.org/officeDocument/2006/relationships" xmlns:m="http://schemas.openxmlformats.org/officeDocument/2006/math" xmlns:v="urn:schemas-microsoft-com:vml" xmlns:wp14="http://schemas.microsoft.com/office/word/2010/wordprocessingDrawing" xmlns:wp="http://schemas.openxmlformats.org/drawingml/2006/wordprocessingDrawing" xmlns:w10="urn:schemas-microsoft-com:office:word" xmlns:w="http://schemas.openxmlformats.org/wordprocessingml/2006/main" xmlns:w14="http://schemas.microsoft.com/office/word/2010/wordml" xmlns:w15="http://schemas.microsoft.com/office/word/2012/wordml" xmlns:w16cex="http://schemas.microsoft.com/office/word/2018/wordml/cex" xmlns:w16cid="http://schemas.microsoft.com/office/word/2016/wordml/cid" xmlns:w16="http://schemas.microsoft.com/office/word/2018/wordml" xmlns:w16sdtdh="http://schemas.microsoft.com/office/word/2020/wordml/sdtdatahash" xmlns:w16se="http://schemas.microsoft.com/office/word/2015/wordml/symex" xmlns:wpg="http://schemas.microsoft.com/office/word/2010/wordprocessingGroup" xmlns:wpi="http://schemas.microsoft.com/office/word/2010/wordprocessingInk" xmlns:wne="http://schemas.microsoft.com/office/word/2006/wordml" xmlns:wps="http://schemas.microsoft.com/office/word/2010/wordprocessingShape" mc:Ignorable="w14 w15 w16se w16cid w16 w16cex w16sdtdh wp14">
   <w:abstractNum w:abstractNumId="0" w15:restartNumberingAfterBreak="0">
     <w:nsid w:val="6A4B0520"/>
     <w:multiLevelType w:val="hybridMultilevel"/>
@@ -5362,10 +5365,10 @@
       </w:rPr>
     </w:lvl>
   </w:abstractNum>
-  <w:num w:numId="1" w16cid:durableId="471217048">
+  <w:num w:numId="1">
     <w:abstractNumId w:val="1"/>
   </w:num>
-  <w:num w:numId="2" w16cid:durableId="1967542331">
+  <w:num w:numId="2">
     <w:abstractNumId w:val="0"/>
   </w:num>
 </w:numbering>
